--- a/docs/legal/2026-09-08/deliverables/08_Переписка_техническое_описание_ОРИ.docx
+++ b/docs/legal/2026-09-08/deliverables/08_Переписка_техническое_описание_ОРИ.docx
@@ -397,7 +397,7 @@
     </w:p>
     <w:p>
       <w:r>
-        <w:t>3. Фотографии загружаются заранее отдельным запросом в закрытое хранилище Yandex Object Storage; сообщение ссылается на них. Получатель видит фото только через сервер, который проверяет его участие в чате.</w:t>
+        <w:t>3. Фотографии загружаются заранее отдельным запросом в Yandex Object Storage; сообщение ссылается на них. Приложение показывает фото только через сервер, который проверяет участие в чате, и прямой адрес файла клиентам не выдаёт. Сам бакет общий с публичными фото профиля и сейчас открыт на чтение по прямой ссылке; адрес файла содержит случайный идентификатор (UUID), подобрать его нельзя, но папку chat-media нужно закрыть политикой бакета (раздел 5).</w:t>
       </w:r>
     </w:p>
     <w:p>
@@ -407,7 +407,7 @@
     </w:p>
     <w:p>
       <w:r>
-        <w:t>5. Если получатель не находится в этом чате и не отключил уведомления о сообщениях, сервер отправляет push-уведомление: заголовок «Новое сообщение от &lt;имя&gt;» и первые 120 символов текста (или «Фото»). Push доставляют Apple Push Notification service (iOS) и Firebase Cloud Messaging компании Google (Android) — это иностранные сервисы.</w:t>
+        <w:t>5. Если получатель не находится в этом чате и не отключил уведомления о сообщениях, сервер отправляет push-уведомление: «Новое сообщение от &lt;имя&gt;» и «Откройте, чтобы прочитать». Текст сообщения в push не передаётся: push доставляют Apple Push Notification service (iOS) и Firebase Cloud Messaging компании Google (Android) — иностранные сервисы. Превью текста показывается только внутри открытого приложения через собственный канал сервера. До версии от 27 сентября 2026 года в push уходили первые 120 символов сообщения.</w:t>
       </w:r>
     </w:p>
     <w:p>
@@ -823,7 +823,7 @@
               <w:rPr>
                 <w:sz w:val="18"/>
               </w:rPr>
-              <w:t>Фотографии из чатов, закрытый доступ</w:t>
+              <w:t>Фотографии из чатов в папке chat-media; прямой доступ по ссылке пока открыт</w:t>
             </w:r>
           </w:p>
         </w:tc>
@@ -847,7 +847,7 @@
               <w:rPr>
                 <w:sz w:val="18"/>
               </w:rPr>
-              <w:t>Удаляются только неиспользованные загрузки; после удаления аккаунта файлы остаются в бакете без связи с базой</w:t>
+              <w:t>Удаляются вместе с сообщениями: при удалении аккаунта — сразу, остальное — регулярной уборкой каждые 5 минут (с версии от 27 сентября 2026 года; до неё файлы оставались навсегда)</w:t>
             </w:r>
           </w:p>
         </w:tc>
@@ -1328,7 +1328,7 @@
               <w:rPr>
                 <w:sz w:val="18"/>
               </w:rPr>
-              <w:t>Имя отправителя и первые 120 символов сообщения на время доставки</w:t>
+              <w:t>Имя отправителя и нейтральный текст, без содержимого сообщения</w:t>
             </w:r>
           </w:p>
         </w:tc>
@@ -1896,22 +1896,27 @@
     </w:p>
     <w:p>
       <w:r>
-        <w:t>3. Push без текста: присылать «Новое сообщение от &lt;имя&gt;» без содержимого. Это убирает передачу текста переписки Apple и Google за границу и полезно независимо от решения по ОРИ.</w:t>
+        <w:t>3. Push без текста — сделано 27 сентября 2026 года: Apple и Google получают только имя отправителя.</w:t>
       </w:r>
     </w:p>
     <w:p>
       <w:r>
-        <w:t>4. Очистка фото: удалять из бакета файлы удалённых сообщений после окончания срока хранения. Сейчас они остаются без срока — это нарушение и по закону № 152-ФЗ.</w:t>
+        <w:t>4. Очистка фото — сделано 27 сентября 2026 года: файлы удаляются вместе с сообщениями. Если сервис признают ОРИ, удаление нужно будет отложить на срок хранения.</w:t>
       </w:r>
     </w:p>
     <w:p>
       <w:r>
-        <w:t>5. Копии базы: регулярное копирование по расписанию в России с понятным сроком хранения и удалением.</w:t>
+        <w:t>5. Закрыть папку chat-media в бакете от чтения по прямой ссылке (политика бакета в Яндекс Облаке) или перенести фото из чатов в отдельный закрытый бакет.</w:t>
       </w:r>
     </w:p>
     <w:p>
       <w:r>
-        <w:t>6. Порядок ответа на запросы уполномоченных органов и взаимодействие с ФСБ по оборудованию (часть 4 статьи 10.1); объём зависит от требований, которые предъявят после включения в реестр.</w:t>
+        <w:t>6. Копии базы: регулярное копирование по расписанию в России с понятным сроком хранения и удалением.</w:t>
+      </w:r>
+    </w:p>
+    <w:p>
+      <w:r>
+        <w:t>7. Порядок ответа на запросы уполномоченных органов и взаимодействие с ФСБ по оборудованию (часть 4 статьи 10.1); объём зависит от требований, которые предъявят после включения в реестр.</w:t>
       </w:r>
     </w:p>
     <w:p>

--- a/docs/legal/2026-09-08/deliverables/08_Переписка_техническое_описание_ОРИ.docx
+++ b/docs/legal/2026-09-08/deliverables/08_Переписка_техническое_описание_ОРИ.docx
@@ -397,7 +397,7 @@
     </w:p>
     <w:p>
       <w:r>
-        <w:t>3. Фотографии загружаются заранее отдельным запросом в Yandex Object Storage; сообщение ссылается на них. Приложение показывает фото только через сервер, который проверяет участие в чате, и прямой адрес файла клиентам не выдаёт. Сам бакет общий с публичными фото профиля и сейчас открыт на чтение по прямой ссылке; адрес файла содержит случайный идентификатор (UUID), подобрать его нельзя, но папку chat-media нужно закрыть политикой бакета (раздел 5).</w:t>
+        <w:t>3. Фотографии загружаются заранее отдельным запросом в Yandex Object Storage; сообщение ссылается на них. Приложение показывает фото только через сервер, который проверяет участие в чате, и прямой адрес файла клиентам не выдаёт. Бакет общий с публичными фото профиля, но с 27 сентября 2026 года его политика доступа разрешает анонимное чтение только папок публичных фото; файлы из chat-media по прямой ссылке не отдаются (ответ 403). До этой даты они открывались по прямой ссылке, адрес которой содержит случайный идентификатор и клиентам не выдавался.</w:t>
       </w:r>
     </w:p>
     <w:p>
@@ -823,7 +823,7 @@
               <w:rPr>
                 <w:sz w:val="18"/>
               </w:rPr>
-              <w:t>Фотографии из чатов в папке chat-media; прямой доступ по ссылке пока открыт</w:t>
+              <w:t>Фотографии из чатов в папке chat-media; доступ только у приложения (политика бакета)</w:t>
             </w:r>
           </w:p>
         </w:tc>
@@ -1906,7 +1906,7 @@
     </w:p>
     <w:p>
       <w:r>
-        <w:t>5. Закрыть папку chat-media в бакете от чтения по прямой ссылке (политика бакета в Яндекс Облаке) или перенести фото из чатов в отдельный закрытый бакет.</w:t>
+        <w:t>5. Закрыть папку chat-media от чтения по прямой ссылке — сделано 27 сентября 2026 года политикой бакета (файл deploy/object-storage/uploads-bucket-policy.json в репозитории): анонимное чтение разрешено только папкам avatars, profile-media, courts, game-reports и personal-activities, полный доступ — сервисному аккаунту приложения и владельцу.</w:t>
       </w:r>
     </w:p>
     <w:p>

--- a/docs/legal/2026-09-08/deliverables/08_Переписка_техническое_описание_ОРИ.docx
+++ b/docs/legal/2026-09-08/deliverables/08_Переписка_техническое_описание_ОРИ.docx
@@ -2052,14 +2052,7 @@
               <w:rPr>
                 <w:sz w:val="18"/>
               </w:rPr>
-              <w:t xml:space="preserve">Индивидуальный предприниматель Захаров Матвей Владимирович; ИНН 471803649801; ОГРНИП </w:t>
-            </w:r>
-            <w:r>
-              <w:rPr>
-                <w:sz w:val="18"/>
-                <w:highlight w:val="yellow"/>
-              </w:rPr>
-              <w:t>[[ОГРНИП]]</w:t>
+              <w:t>Индивидуальный предприниматель Захаров Матвей Владимирович; ИНН 471803649801; ОГРНИП 326470400131678</w:t>
             </w:r>
           </w:p>
         </w:tc>
